--- a/files/me-ADPER9002586012.docx
+++ b/files/me-ADPER9002586012.docx
@@ -15,7 +15,7 @@
         <w:pStyle w:val="Heading2"/>
       </w:pPr>
       <w:r>
-        <w:t>국내 학술지 (세 학회지) (2편)</w:t>
+        <w:t>수집 학회지 (3편)</w:t>
       </w:r>
     </w:p>
     <w:p>
@@ -90,6 +90,143 @@
           <w:i/>
         </w:rPr>
         <w:t xml:space="preserve"> [주저자 · doi:10.5389/KSAE.2026.68.2.015]</w:t>
+      </w:r>
+    </w:p>
+    <w:p>
+      <w:pPr>
+        <w:pStyle w:val="ListNumber"/>
+      </w:pPr>
+      <w:r>
+        <w:rPr>
+          <w:b w:val="0"/>
+        </w:rPr>
+        <w:t>Hayoung Kim</w:t>
+      </w:r>
+      <w:r>
+        <w:t xml:space="preserve">, </w:t>
+      </w:r>
+      <w:r>
+        <w:rPr>
+          <w:b w:val="0"/>
+        </w:rPr>
+        <w:t>나라</w:t>
+      </w:r>
+      <w:r>
+        <w:t xml:space="preserve">, </w:t>
+      </w:r>
+      <w:r>
+        <w:rPr>
+          <w:b w:val="0"/>
+        </w:rPr>
+        <w:t>Dong-Hyuk Joo</w:t>
+      </w:r>
+      <w:r>
+        <w:t xml:space="preserve">, </w:t>
+      </w:r>
+      <w:r>
+        <w:rPr>
+          <w:b/>
+        </w:rPr>
+        <w:t>Euigeon So</w:t>
+      </w:r>
+      <w:r>
+        <w:t xml:space="preserve">, </w:t>
+      </w:r>
+      <w:r>
+        <w:rPr>
+          <w:b w:val="0"/>
+        </w:rPr>
+        <w:t>Seung-Hwan Yoo</w:t>
+      </w:r>
+      <w:r>
+        <w:t xml:space="preserve">, </w:t>
+      </w:r>
+      <w:r>
+        <w:rPr>
+          <w:b w:val="0"/>
+        </w:rPr>
+        <w:t>Seung-Jong Bae</w:t>
+      </w:r>
+      <w:r>
+        <w:t xml:space="preserve">, </w:t>
+      </w:r>
+      <w:r>
+        <w:rPr>
+          <w:b w:val="0"/>
+        </w:rPr>
+        <w:t>Soo-Jin Kim</w:t>
+      </w:r>
+      <w:r>
+        <w:t xml:space="preserve">, </w:t>
+      </w:r>
+      <w:r>
+        <w:rPr>
+          <w:b w:val="0"/>
+        </w:rPr>
+        <w:t>Yeong-cheol Kwak</w:t>
+      </w:r>
+      <w:r>
+        <w:t xml:space="preserve">, </w:t>
+      </w:r>
+      <w:r>
+        <w:rPr>
+          <w:b w:val="0"/>
+        </w:rPr>
+        <w:t>ByeongWoo Choi</w:t>
+      </w:r>
+      <w:r>
+        <w:t xml:space="preserve">, </w:t>
+      </w:r>
+      <w:r>
+        <w:rPr>
+          <w:b w:val="0"/>
+        </w:rPr>
+        <w:t>K. Park</w:t>
+      </w:r>
+      <w:r>
+        <w:t xml:space="preserve">, </w:t>
+      </w:r>
+      <w:r>
+        <w:rPr>
+          <w:b w:val="0"/>
+        </w:rPr>
+        <w:t>DalJu Park</w:t>
+      </w:r>
+      <w:r>
+        <w:t xml:space="preserve">, </w:t>
+      </w:r>
+      <w:r>
+        <w:rPr>
+          <w:b w:val="0"/>
+        </w:rPr>
+        <w:t>YunPyo Lee</w:t>
+      </w:r>
+      <w:r>
+        <w:t xml:space="preserve">, </w:t>
+      </w:r>
+      <w:r>
+        <w:rPr>
+          <w:b w:val="0"/>
+        </w:rPr>
+        <w:t>MyungWon Lee</w:t>
+      </w:r>
+      <w:r>
+        <w:t xml:space="preserve">, </w:t>
+      </w:r>
+      <w:r>
+        <w:rPr>
+          <w:b w:val="0"/>
+        </w:rPr>
+        <w:t>YongDuk Shin</w:t>
+      </w:r>
+      <w:r>
+        <w:t xml:space="preserve"> (2025). Development and utilization of agricultural and rural climate information systems to respond to climate crisis. 한국기후변화학회지, 16(5-2), 1129-1139.</w:t>
+      </w:r>
+      <w:r>
+        <w:rPr>
+          <w:i/>
+        </w:rPr>
+        <w:t xml:space="preserve"> [공저자 · doi:10.15531/ksccr.2025.16.5.1129]</w:t>
       </w:r>
     </w:p>
     <w:p>
